--- a/thesis/misc/Capa_Dissertacao_A4comPag.docx
+++ b/thesis/misc/Capa_Dissertacao_A4comPag.docx
@@ -462,16 +462,7 @@
           <w:color w:val="6B583E"/>
           <w:lang w:eastAsia="pt-PT"/>
         </w:rPr>
-        <w:t xml:space="preserve">Dissertação no âmbito do Mestrado em Engenharia </w:t>
-      </w:r>
-      <w:r>
-        <w:rPr>
-          <w:rFonts w:eastAsia="Times New Roman" w:cs="Times New Roman" w:ascii="Arrus BT Roman" w:hAnsi="Arrus BT Roman"/>
-          <w:b/>
-          <w:color w:val="6B583E"/>
-          <w:lang w:eastAsia="pt-PT"/>
-        </w:rPr>
-        <w:t>Eletrot</w:t>
+        <w:t>Dissertação no âmbito do Mestrado em Engenharia Eletrot</w:t>
       </w:r>
       <w:r>
         <w:rPr>
@@ -492,34 +483,7 @@
           <w:color w:val="6B583E"/>
           <w:lang w:eastAsia="pt-PT"/>
         </w:rPr>
-        <w:t xml:space="preserve"> orientada pelo Professor Doutor </w:t>
-      </w:r>
-      <w:r>
-        <w:rPr>
-          <w:rFonts w:eastAsia="Times New Roman" w:cs="Times New Roman" w:ascii="Arrus BT Roman" w:hAnsi="Arrus BT Roman"/>
-          <w:b/>
-          <w:color w:val="6B583E"/>
-          <w:lang w:eastAsia="pt-PT"/>
-        </w:rPr>
-        <w:t>Nuno Miguel Mendonça da Silva Gonçalves</w:t>
-      </w:r>
-      <w:r>
-        <w:rPr>
-          <w:rFonts w:eastAsia="Times New Roman" w:cs="Times New Roman" w:ascii="Arrus BT Roman" w:hAnsi="Arrus BT Roman"/>
-          <w:b/>
-          <w:color w:val="6B583E"/>
-          <w:lang w:eastAsia="pt-PT"/>
-        </w:rPr>
-        <w:t xml:space="preserve"> e apresentada ao Departamento d</w:t>
-      </w:r>
-      <w:r>
-        <w:rPr>
-          <w:rFonts w:eastAsia="Times New Roman" w:cs="Times New Roman" w:ascii="Arrus BT Roman" w:hAnsi="Arrus BT Roman"/>
-          <w:b/>
-          <w:color w:val="6B583E"/>
-          <w:lang w:eastAsia="pt-PT"/>
-        </w:rPr>
-        <w:t>e Engenharia Eletrot</w:t>
+        <w:t xml:space="preserve"> orientada pelo Professor Doutor Nuno Miguel Mendonça da Silva Gonçalves e apresentada ao Departamento de Engenharia Eletrot</w:t>
       </w:r>
       <w:r>
         <w:rPr>
@@ -609,7 +573,7 @@
           <w:szCs w:val="32"/>
           <w:lang w:eastAsia="pt-PT"/>
         </w:rPr>
-        <w:t>Fevereiro</w:t>
+        <w:t>Setembro</w:t>
       </w:r>
       <w:r>
         <w:rPr>

--- a/thesis/misc/Capa_Dissertacao_A4comPag.docx
+++ b/thesis/misc/Capa_Dissertacao_A4comPag.docx
@@ -415,7 +415,6 @@
           <w:color w:val="6B583E"/>
           <w:lang w:eastAsia="pt-PT"/>
         </w:rPr>
-        <w:t>VOLUME 1</w:t>
       </w:r>
     </w:p>
     <w:p>
@@ -545,16 +544,6 @@
     </w:p>
     <w:p>
       <w:pPr>
-        <w:sectPr>
-          <w:headerReference w:type="default" r:id="rId4"/>
-          <w:type w:val="nextPage"/>
-          <w:pgSz w:w="11906" w:h="16838"/>
-          <w:pgMar w:left="1701" w:right="1701" w:gutter="0" w:header="708" w:top="1711" w:footer="0" w:bottom="1417"/>
-          <w:pgNumType w:fmt="decimal"/>
-          <w:formProt w:val="false"/>
-          <w:textDirection w:val="lrTb"/>
-          <w:docGrid w:type="default" w:linePitch="360" w:charSpace="0"/>
-        </w:sectPr>
         <w:pStyle w:val="Normal"/>
         <w:jc w:val="center"/>
         <w:rPr>
@@ -573,21 +562,11 @@
           <w:szCs w:val="32"/>
           <w:lang w:eastAsia="pt-PT"/>
         </w:rPr>
-        <w:t>Setembro</w:t>
-      </w:r>
-      <w:r>
-        <w:rPr>
-          <w:rFonts w:eastAsia="Times New Roman" w:cs="Times New Roman" w:ascii="Arrus BT Roman" w:hAnsi="Arrus BT Roman"/>
-          <w:color w:val="6B583E"/>
-          <w:sz w:val="32"/>
-          <w:szCs w:val="32"/>
-          <w:lang w:eastAsia="pt-PT"/>
-        </w:rPr>
-        <w:t xml:space="preserve"> de 20</w:t>
+        <w:t>Setembro de 20</w:t>
       </w:r>
       <w:r>
         <w:drawing>
-          <wp:anchor behindDoc="1" distT="0" distB="0" distL="0" distR="0" simplePos="0" locked="0" layoutInCell="0" allowOverlap="1" relativeHeight="4">
+          <wp:anchor behindDoc="1" distT="0" distB="0" distL="0" distR="0" simplePos="0" locked="0" layoutInCell="0" allowOverlap="1" relativeHeight="3">
             <wp:simplePos x="0" y="0"/>
             <wp:positionH relativeFrom="column">
               <wp:posOffset>-1673225</wp:posOffset>
@@ -640,24 +619,21 @@
           <w:szCs w:val="32"/>
           <w:lang w:eastAsia="pt-PT"/>
         </w:rPr>
-        <w:t>25</w:t>
-      </w:r>
-    </w:p>
-    <w:p>
-      <w:pPr>
-        <w:pStyle w:val="Normal"/>
-        <w:jc w:val="center"/>
-        <w:rPr>
-          <w:color w:val="6B583E"/>
-        </w:rPr>
-      </w:pPr>
-      <w:r>
-        <w:rPr/>
-        <w:t>Conteúdo</w:t>
+        <w:t>2</w:t>
+      </w:r>
+      <w:r>
+        <w:rPr>
+          <w:rFonts w:eastAsia="Times New Roman" w:cs="Times New Roman" w:ascii="Arrus BT Roman" w:hAnsi="Arrus BT Roman"/>
+          <w:color w:val="6B583E"/>
+          <w:sz w:val="32"/>
+          <w:szCs w:val="32"/>
+          <w:lang w:eastAsia="pt-PT"/>
+        </w:rPr>
+        <w:t>5</w:t>
       </w:r>
     </w:p>
     <w:sectPr>
-      <w:headerReference w:type="default" r:id="rId5"/>
+      <w:headerReference w:type="default" r:id="rId4"/>
       <w:type w:val="nextPage"/>
       <w:pgSz w:w="11906" w:h="16838"/>
       <w:pgMar w:left="1701" w:right="1701" w:gutter="0" w:header="708" w:top="1711" w:footer="0" w:bottom="1417"/>
@@ -744,20 +720,6 @@
           </w:pict>
         </mc:Fallback>
       </mc:AlternateContent>
-    </w:r>
-  </w:p>
-</w:hdr>
-</file>
-
-<file path=word/header2.xml><?xml version="1.0" encoding="utf-8"?>
-<w:hdr xmlns:o="urn:schemas-microsoft-com:office:office" xmlns:r="http://schemas.openxmlformats.org/officeDocument/2006/relationships" xmlns:v="urn:schemas-microsoft-com:vml" xmlns:w="http://schemas.openxmlformats.org/wordprocessingml/2006/main" xmlns:w10="urn:schemas-microsoft-com:office:word" xmlns:wp="http://schemas.openxmlformats.org/drawingml/2006/wordprocessingDrawing" xmlns:wps="http://schemas.microsoft.com/office/word/2010/wordprocessingShape" xmlns:wpg="http://schemas.microsoft.com/office/word/2010/wordprocessingGroup" xmlns:mc="http://schemas.openxmlformats.org/markup-compatibility/2006" xmlns:wp14="http://schemas.microsoft.com/office/word/2010/wordprocessingDrawing" xmlns:w14="http://schemas.microsoft.com/office/word/2010/wordml" xmlns:w15="http://schemas.microsoft.com/office/word/2012/wordml" mc:Ignorable="w14 wp14 w15">
-  <w:p>
-    <w:pPr>
-      <w:pStyle w:val="Header"/>
-      <w:rPr/>
-    </w:pPr>
-    <w:r>
-      <w:rPr/>
     </w:r>
   </w:p>
 </w:hdr>
